--- a/docs/revised/Orvilo_Technical_Documentation.docx
+++ b/docs/revised/Orvilo_Technical_Documentation.docx
@@ -609,7 +609,7 @@
                 <w:color w:val="334155"/>
                 <w:sz w:val="17"/>
               </w:rPr>
-              <w:t>52c17fd (52c17fd60ac46f287797d5552cf521bd8e973ad7)</w:t>
+              <w:t>e993e37 (e993e37fb03162750c006552760bbccb195ec142)</w:t>
             </w:r>
           </w:p>
         </w:tc>
